--- a/BGIL_DBT/validation/travel/DM-K/DM-K4.docx
+++ b/BGIL_DBT/validation/travel/DM-K/DM-K4.docx
@@ -1492,6 +1492,9 @@
       <w:r>
         <w:t xml:space="preserve">1. SHARED — HUB_PARTY</w:t>
       </w:r>
+      <w:r>
+        <w:t xml:space="preserve">  [M1]</w:t>
+      </w:r>
     </w:p>
     <w:tbl>
       <w:tblPr>
@@ -1786,6 +1789,9 @@
       <w:r>
         <w:t xml:space="preserve">2. SHARED — HUB_POLICY</w:t>
       </w:r>
+      <w:r>
+        <w:t xml:space="preserve">  [M1]</w:t>
+      </w:r>
     </w:p>
     <w:tbl>
       <w:tblPr>
@@ -2080,6 +2086,9 @@
       <w:r>
         <w:t xml:space="preserve">3. SHARED — HUB_PRODUCT</w:t>
       </w:r>
+      <w:r>
+        <w:t xml:space="preserve">  [M1]</w:t>
+      </w:r>
     </w:p>
     <w:tbl>
       <w:tblPr>
@@ -2374,6 +2383,9 @@
       <w:r>
         <w:t xml:space="preserve">4. SHARED — HUB_COVERAGE</w:t>
       </w:r>
+      <w:r>
+        <w:t xml:space="preserve">  [M1]</w:t>
+      </w:r>
     </w:p>
     <w:tbl>
       <w:tblPr>
@@ -2668,6 +2680,9 @@
       <w:r>
         <w:t xml:space="preserve">5. SHARED — HUB_LOCATION</w:t>
       </w:r>
+      <w:r>
+        <w:t xml:space="preserve">  [M1]</w:t>
+      </w:r>
     </w:p>
     <w:tbl>
       <w:tblPr>
@@ -2962,6 +2977,9 @@
       <w:r>
         <w:t xml:space="preserve">6. SHARED — HUB_ORG_UNIT</w:t>
       </w:r>
+      <w:r>
+        <w:t xml:space="preserve">  [M1]</w:t>
+      </w:r>
     </w:p>
     <w:tbl>
       <w:tblPr>
@@ -3256,6 +3274,9 @@
       <w:r>
         <w:t xml:space="preserve">7. SHARED — HUB_DISTRIBUTION_CHANNEL</w:t>
       </w:r>
+      <w:r>
+        <w:t xml:space="preserve">  [M1]</w:t>
+      </w:r>
     </w:p>
     <w:tbl>
       <w:tblPr>
@@ -3550,6 +3571,9 @@
       <w:r>
         <w:t xml:space="preserve">8. SHARED — HUB_FINANCIAL_TRANSACTION</w:t>
       </w:r>
+      <w:r>
+        <w:t xml:space="preserve">  [M2]</w:t>
+      </w:r>
     </w:p>
     <w:tbl>
       <w:tblPr>
@@ -3844,6 +3868,9 @@
       <w:r>
         <w:t xml:space="preserve">9. SHARED — HUB_ASSESSMENT</w:t>
       </w:r>
+      <w:r>
+        <w:t xml:space="preserve">  [M2]</w:t>
+      </w:r>
     </w:p>
     <w:tbl>
       <w:tblPr>
@@ -4138,6 +4165,9 @@
       <w:r>
         <w:t xml:space="preserve">10. SHARED — HUB_QUOTE</w:t>
       </w:r>
+      <w:r>
+        <w:t xml:space="preserve">  [M2]</w:t>
+      </w:r>
     </w:p>
     <w:tbl>
       <w:tblPr>
@@ -4432,6 +4462,9 @@
       <w:r>
         <w:t xml:space="preserve">11. SHARED — HUB_RISK_OBJECT</w:t>
       </w:r>
+      <w:r>
+        <w:t xml:space="preserve">  [M2]</w:t>
+      </w:r>
     </w:p>
     <w:tbl>
       <w:tblPr>
@@ -4726,6 +4759,9 @@
       <w:r>
         <w:t xml:space="preserve">12. SHARED — HUB_CLAIM</w:t>
       </w:r>
+      <w:r>
+        <w:t xml:space="preserve">  [M2]</w:t>
+      </w:r>
     </w:p>
     <w:tbl>
       <w:tblPr>
@@ -5020,6 +5056,9 @@
       <w:r>
         <w:t xml:space="preserve">13. SHARED — HUB_DOCUMENT</w:t>
       </w:r>
+      <w:r>
+        <w:t xml:space="preserve">  [M2]</w:t>
+      </w:r>
     </w:p>
     <w:tbl>
       <w:tblPr>
@@ -5314,6 +5353,9 @@
       <w:r>
         <w:t xml:space="preserve">14. SHARED — HUB_LOSS_EVENT</w:t>
       </w:r>
+      <w:r>
+        <w:t xml:space="preserve">  [M3]</w:t>
+      </w:r>
     </w:p>
     <w:tbl>
       <w:tblPr>
@@ -5608,6 +5650,9 @@
       <w:r>
         <w:t xml:space="preserve">15. SHARED — HUB_PAYMENT_INSTRUMENT</w:t>
       </w:r>
+      <w:r>
+        <w:t xml:space="preserve">  [M3]</w:t>
+      </w:r>
     </w:p>
     <w:tbl>
       <w:tblPr>
@@ -5902,6 +5947,9 @@
       <w:r>
         <w:t xml:space="preserve">16. SHARED — HUB_FINANCIAL_ACCOUNT</w:t>
       </w:r>
+      <w:r>
+        <w:t xml:space="preserve">  [M3]</w:t>
+      </w:r>
     </w:p>
     <w:tbl>
       <w:tblPr>
@@ -6196,6 +6244,9 @@
       <w:r>
         <w:t xml:space="preserve">17. SHARED — HUB_AGREEMENT</w:t>
       </w:r>
+      <w:r>
+        <w:t xml:space="preserve">  [M3]</w:t>
+      </w:r>
     </w:p>
     <w:tbl>
       <w:tblPr>
@@ -6490,6 +6541,9 @@
       <w:r>
         <w:t xml:space="preserve">18. SHARED — HUB_PROPOSAL</w:t>
       </w:r>
+      <w:r>
+        <w:t xml:space="preserve">  [M3]</w:t>
+      </w:r>
     </w:p>
     <w:tbl>
       <w:tblPr>
@@ -6783,6 +6837,9 @@
       </w:pPr>
       <w:r>
         <w:t xml:space="preserve">19. SHARED — Same business key under more than one hash key</w:t>
+      </w:r>
+      <w:r>
+        <w:t xml:space="preserve">  [M3]</w:t>
       </w:r>
     </w:p>
     <w:tbl>

--- a/BGIL_DBT/validation/travel/DM-K/DM-K4.docx
+++ b/BGIL_DBT/validation/travel/DM-K/DM-K4.docx
@@ -248,7 +248,7 @@
     </w:p>
     <w:p>
       <w:r>
-        <w:t xml:space="preserve">• Travel LOB generated 2026-10-13 from the current opus_travel_dv_dbt and maximus_travel_v2_dv_dbt models by gen_dm_k_travel.py.</w:t>
+        <w:t xml:space="preserve">• Travel LOB generated 2026-10-13 from the current opus_travel_dv_dbt and maximus_travel_dv_dbt models by gen_dm_k_travel.py.</w:t>
       </w:r>
     </w:p>
     <w:p>

--- a/BGIL_DBT/validation/travel/DM-K/DM-K4.docx
+++ b/BGIL_DBT/validation/travel/DM-K/DM-K4.docx
@@ -1492,9 +1492,6 @@
       <w:r>
         <w:t xml:space="preserve">1. SHARED — HUB_PARTY</w:t>
       </w:r>
-      <w:r>
-        <w:t xml:space="preserve">  [M1]</w:t>
-      </w:r>
     </w:p>
     <w:tbl>
       <w:tblPr>
@@ -1789,9 +1786,6 @@
       <w:r>
         <w:t xml:space="preserve">2. SHARED — HUB_POLICY</w:t>
       </w:r>
-      <w:r>
-        <w:t xml:space="preserve">  [M1]</w:t>
-      </w:r>
     </w:p>
     <w:tbl>
       <w:tblPr>
@@ -2086,9 +2080,6 @@
       <w:r>
         <w:t xml:space="preserve">3. SHARED — HUB_PRODUCT</w:t>
       </w:r>
-      <w:r>
-        <w:t xml:space="preserve">  [M1]</w:t>
-      </w:r>
     </w:p>
     <w:tbl>
       <w:tblPr>
@@ -2383,9 +2374,6 @@
       <w:r>
         <w:t xml:space="preserve">4. SHARED — HUB_COVERAGE</w:t>
       </w:r>
-      <w:r>
-        <w:t xml:space="preserve">  [M1]</w:t>
-      </w:r>
     </w:p>
     <w:tbl>
       <w:tblPr>
@@ -2680,9 +2668,6 @@
       <w:r>
         <w:t xml:space="preserve">5. SHARED — HUB_LOCATION</w:t>
       </w:r>
-      <w:r>
-        <w:t xml:space="preserve">  [M1]</w:t>
-      </w:r>
     </w:p>
     <w:tbl>
       <w:tblPr>
@@ -2977,9 +2962,6 @@
       <w:r>
         <w:t xml:space="preserve">6. SHARED — HUB_ORG_UNIT</w:t>
       </w:r>
-      <w:r>
-        <w:t xml:space="preserve">  [M1]</w:t>
-      </w:r>
     </w:p>
     <w:tbl>
       <w:tblPr>
@@ -3274,9 +3256,6 @@
       <w:r>
         <w:t xml:space="preserve">7. SHARED — HUB_DISTRIBUTION_CHANNEL</w:t>
       </w:r>
-      <w:r>
-        <w:t xml:space="preserve">  [M1]</w:t>
-      </w:r>
     </w:p>
     <w:tbl>
       <w:tblPr>
@@ -3571,9 +3550,6 @@
       <w:r>
         <w:t xml:space="preserve">8. SHARED — HUB_FINANCIAL_TRANSACTION</w:t>
       </w:r>
-      <w:r>
-        <w:t xml:space="preserve">  [M2]</w:t>
-      </w:r>
     </w:p>
     <w:tbl>
       <w:tblPr>
@@ -3868,9 +3844,6 @@
       <w:r>
         <w:t xml:space="preserve">9. SHARED — HUB_ASSESSMENT</w:t>
       </w:r>
-      <w:r>
-        <w:t xml:space="preserve">  [M2]</w:t>
-      </w:r>
     </w:p>
     <w:tbl>
       <w:tblPr>
@@ -4165,9 +4138,6 @@
       <w:r>
         <w:t xml:space="preserve">10. SHARED — HUB_QUOTE</w:t>
       </w:r>
-      <w:r>
-        <w:t xml:space="preserve">  [M2]</w:t>
-      </w:r>
     </w:p>
     <w:tbl>
       <w:tblPr>
@@ -4462,9 +4432,6 @@
       <w:r>
         <w:t xml:space="preserve">11. SHARED — HUB_RISK_OBJECT</w:t>
       </w:r>
-      <w:r>
-        <w:t xml:space="preserve">  [M2]</w:t>
-      </w:r>
     </w:p>
     <w:tbl>
       <w:tblPr>
@@ -4759,9 +4726,6 @@
       <w:r>
         <w:t xml:space="preserve">12. SHARED — HUB_CLAIM</w:t>
       </w:r>
-      <w:r>
-        <w:t xml:space="preserve">  [M2]</w:t>
-      </w:r>
     </w:p>
     <w:tbl>
       <w:tblPr>
@@ -5056,9 +5020,6 @@
       <w:r>
         <w:t xml:space="preserve">13. SHARED — HUB_DOCUMENT</w:t>
       </w:r>
-      <w:r>
-        <w:t xml:space="preserve">  [M2]</w:t>
-      </w:r>
     </w:p>
     <w:tbl>
       <w:tblPr>
@@ -5353,9 +5314,6 @@
       <w:r>
         <w:t xml:space="preserve">14. SHARED — HUB_LOSS_EVENT</w:t>
       </w:r>
-      <w:r>
-        <w:t xml:space="preserve">  [M3]</w:t>
-      </w:r>
     </w:p>
     <w:tbl>
       <w:tblPr>
@@ -5650,9 +5608,6 @@
       <w:r>
         <w:t xml:space="preserve">15. SHARED — HUB_PAYMENT_INSTRUMENT</w:t>
       </w:r>
-      <w:r>
-        <w:t xml:space="preserve">  [M3]</w:t>
-      </w:r>
     </w:p>
     <w:tbl>
       <w:tblPr>
@@ -5947,9 +5902,6 @@
       <w:r>
         <w:t xml:space="preserve">16. SHARED — HUB_FINANCIAL_ACCOUNT</w:t>
       </w:r>
-      <w:r>
-        <w:t xml:space="preserve">  [M3]</w:t>
-      </w:r>
     </w:p>
     <w:tbl>
       <w:tblPr>
@@ -6244,9 +6196,6 @@
       <w:r>
         <w:t xml:space="preserve">17. SHARED — HUB_AGREEMENT</w:t>
       </w:r>
-      <w:r>
-        <w:t xml:space="preserve">  [M3]</w:t>
-      </w:r>
     </w:p>
     <w:tbl>
       <w:tblPr>
@@ -6541,9 +6490,6 @@
       <w:r>
         <w:t xml:space="preserve">18. SHARED — HUB_PROPOSAL</w:t>
       </w:r>
-      <w:r>
-        <w:t xml:space="preserve">  [M3]</w:t>
-      </w:r>
     </w:p>
     <w:tbl>
       <w:tblPr>
@@ -6837,9 +6783,6 @@
       </w:pPr>
       <w:r>
         <w:t xml:space="preserve">19. SHARED — Same business key under more than one hash key</w:t>
-      </w:r>
-      <w:r>
-        <w:t xml:space="preserve">  [M3]</w:t>
       </w:r>
     </w:p>
     <w:tbl>

--- a/BGIL_DBT/validation/travel/DM-K/DM-K4.docx
+++ b/BGIL_DBT/validation/travel/DM-K/DM-K4.docx
@@ -400,7 +400,7 @@
           </w:tcPr>
           <w:p>
             <w:r>
-              <w:t xml:space="preserve">HUB_PARTY</w:t>
+              <w:t xml:space="preserve">HUB_PARTY  [M1]</w:t>
             </w:r>
           </w:p>
         </w:tc>
@@ -458,7 +458,7 @@
           </w:tcPr>
           <w:p>
             <w:r>
-              <w:t xml:space="preserve">HUB_POLICY</w:t>
+              <w:t xml:space="preserve">HUB_POLICY  [M1]</w:t>
             </w:r>
           </w:p>
         </w:tc>
@@ -516,7 +516,7 @@
           </w:tcPr>
           <w:p>
             <w:r>
-              <w:t xml:space="preserve">HUB_PRODUCT</w:t>
+              <w:t xml:space="preserve">HUB_PRODUCT  [M1]</w:t>
             </w:r>
           </w:p>
         </w:tc>
@@ -574,7 +574,7 @@
           </w:tcPr>
           <w:p>
             <w:r>
-              <w:t xml:space="preserve">HUB_COVERAGE</w:t>
+              <w:t xml:space="preserve">HUB_COVERAGE  [M1]</w:t>
             </w:r>
           </w:p>
         </w:tc>
@@ -632,7 +632,7 @@
           </w:tcPr>
           <w:p>
             <w:r>
-              <w:t xml:space="preserve">HUB_LOCATION</w:t>
+              <w:t xml:space="preserve">HUB_LOCATION  [M1]</w:t>
             </w:r>
           </w:p>
         </w:tc>
@@ -690,7 +690,7 @@
           </w:tcPr>
           <w:p>
             <w:r>
-              <w:t xml:space="preserve">HUB_ORG_UNIT</w:t>
+              <w:t xml:space="preserve">HUB_ORG_UNIT  [M1]</w:t>
             </w:r>
           </w:p>
         </w:tc>
@@ -748,7 +748,7 @@
           </w:tcPr>
           <w:p>
             <w:r>
-              <w:t xml:space="preserve">HUB_DISTRIBUTION_CHANNEL</w:t>
+              <w:t xml:space="preserve">HUB_DISTRIBUTION_CHANNEL  [M1]</w:t>
             </w:r>
           </w:p>
         </w:tc>
@@ -806,7 +806,7 @@
           </w:tcPr>
           <w:p>
             <w:r>
-              <w:t xml:space="preserve">HUB_FINANCIAL_TRANSACTION</w:t>
+              <w:t xml:space="preserve">HUB_FINANCIAL_TRANSACTION  [M2]</w:t>
             </w:r>
           </w:p>
         </w:tc>
@@ -864,7 +864,7 @@
           </w:tcPr>
           <w:p>
             <w:r>
-              <w:t xml:space="preserve">HUB_ASSESSMENT</w:t>
+              <w:t xml:space="preserve">HUB_ASSESSMENT  [M2]</w:t>
             </w:r>
           </w:p>
         </w:tc>
@@ -922,7 +922,7 @@
           </w:tcPr>
           <w:p>
             <w:r>
-              <w:t xml:space="preserve">HUB_QUOTE</w:t>
+              <w:t xml:space="preserve">HUB_QUOTE  [M2]</w:t>
             </w:r>
           </w:p>
         </w:tc>
@@ -980,7 +980,7 @@
           </w:tcPr>
           <w:p>
             <w:r>
-              <w:t xml:space="preserve">HUB_RISK_OBJECT</w:t>
+              <w:t xml:space="preserve">HUB_RISK_OBJECT  [M2]</w:t>
             </w:r>
           </w:p>
         </w:tc>
@@ -1038,7 +1038,7 @@
           </w:tcPr>
           <w:p>
             <w:r>
-              <w:t xml:space="preserve">HUB_CLAIM</w:t>
+              <w:t xml:space="preserve">HUB_CLAIM  [M2]</w:t>
             </w:r>
           </w:p>
         </w:tc>
@@ -1096,7 +1096,7 @@
           </w:tcPr>
           <w:p>
             <w:r>
-              <w:t xml:space="preserve">HUB_DOCUMENT</w:t>
+              <w:t xml:space="preserve">HUB_DOCUMENT  [M2]</w:t>
             </w:r>
           </w:p>
         </w:tc>
@@ -1154,7 +1154,7 @@
           </w:tcPr>
           <w:p>
             <w:r>
-              <w:t xml:space="preserve">HUB_LOSS_EVENT</w:t>
+              <w:t xml:space="preserve">HUB_LOSS_EVENT  [M3]</w:t>
             </w:r>
           </w:p>
         </w:tc>
@@ -1212,7 +1212,7 @@
           </w:tcPr>
           <w:p>
             <w:r>
-              <w:t xml:space="preserve">HUB_PAYMENT_INSTRUMENT</w:t>
+              <w:t xml:space="preserve">HUB_PAYMENT_INSTRUMENT  [M3]</w:t>
             </w:r>
           </w:p>
         </w:tc>
@@ -1270,7 +1270,7 @@
           </w:tcPr>
           <w:p>
             <w:r>
-              <w:t xml:space="preserve">HUB_FINANCIAL_ACCOUNT</w:t>
+              <w:t xml:space="preserve">HUB_FINANCIAL_ACCOUNT  [M3]</w:t>
             </w:r>
           </w:p>
         </w:tc>
@@ -1328,7 +1328,7 @@
           </w:tcPr>
           <w:p>
             <w:r>
-              <w:t xml:space="preserve">HUB_AGREEMENT</w:t>
+              <w:t xml:space="preserve">HUB_AGREEMENT  [M3]</w:t>
             </w:r>
           </w:p>
         </w:tc>
@@ -1386,7 +1386,7 @@
           </w:tcPr>
           <w:p>
             <w:r>
-              <w:t xml:space="preserve">HUB_PROPOSAL</w:t>
+              <w:t xml:space="preserve">HUB_PROPOSAL  [M3]</w:t>
             </w:r>
           </w:p>
         </w:tc>
@@ -1444,7 +1444,7 @@
           </w:tcPr>
           <w:p>
             <w:r>
-              <w:t xml:space="preserve">Same business key under more than one hash key</w:t>
+              <w:t xml:space="preserve">Same business key under more than one hash key  [M3]</w:t>
             </w:r>
           </w:p>
         </w:tc>
@@ -1491,6 +1491,12 @@
       </w:pPr>
       <w:r>
         <w:t xml:space="preserve">1. SHARED — HUB_PARTY</w:t>
+      </w:r>
+      <w:r>
+        <w:t xml:space="preserve">  [M1]</w:t>
+      </w:r>
+      <w:r>
+        <w:t xml:space="preserve">  [M1]</w:t>
       </w:r>
     </w:p>
     <w:tbl>
@@ -1786,6 +1792,12 @@
       <w:r>
         <w:t xml:space="preserve">2. SHARED — HUB_POLICY</w:t>
       </w:r>
+      <w:r>
+        <w:t xml:space="preserve">  [M1]</w:t>
+      </w:r>
+      <w:r>
+        <w:t xml:space="preserve">  [M1]</w:t>
+      </w:r>
     </w:p>
     <w:tbl>
       <w:tblPr>
@@ -2080,6 +2092,12 @@
       <w:r>
         <w:t xml:space="preserve">3. SHARED — HUB_PRODUCT</w:t>
       </w:r>
+      <w:r>
+        <w:t xml:space="preserve">  [M1]</w:t>
+      </w:r>
+      <w:r>
+        <w:t xml:space="preserve">  [M1]</w:t>
+      </w:r>
     </w:p>
     <w:tbl>
       <w:tblPr>
@@ -2374,6 +2392,12 @@
       <w:r>
         <w:t xml:space="preserve">4. SHARED — HUB_COVERAGE</w:t>
       </w:r>
+      <w:r>
+        <w:t xml:space="preserve">  [M1]</w:t>
+      </w:r>
+      <w:r>
+        <w:t xml:space="preserve">  [M1]</w:t>
+      </w:r>
     </w:p>
     <w:tbl>
       <w:tblPr>
@@ -2668,6 +2692,12 @@
       <w:r>
         <w:t xml:space="preserve">5. SHARED — HUB_LOCATION</w:t>
       </w:r>
+      <w:r>
+        <w:t xml:space="preserve">  [M1]</w:t>
+      </w:r>
+      <w:r>
+        <w:t xml:space="preserve">  [M1]</w:t>
+      </w:r>
     </w:p>
     <w:tbl>
       <w:tblPr>
@@ -2962,6 +2992,12 @@
       <w:r>
         <w:t xml:space="preserve">6. SHARED — HUB_ORG_UNIT</w:t>
       </w:r>
+      <w:r>
+        <w:t xml:space="preserve">  [M1]</w:t>
+      </w:r>
+      <w:r>
+        <w:t xml:space="preserve">  [M1]</w:t>
+      </w:r>
     </w:p>
     <w:tbl>
       <w:tblPr>
@@ -3256,6 +3292,12 @@
       <w:r>
         <w:t xml:space="preserve">7. SHARED — HUB_DISTRIBUTION_CHANNEL</w:t>
       </w:r>
+      <w:r>
+        <w:t xml:space="preserve">  [M1]</w:t>
+      </w:r>
+      <w:r>
+        <w:t xml:space="preserve">  [M1]</w:t>
+      </w:r>
     </w:p>
     <w:tbl>
       <w:tblPr>
@@ -3550,6 +3592,12 @@
       <w:r>
         <w:t xml:space="preserve">8. SHARED — HUB_FINANCIAL_TRANSACTION</w:t>
       </w:r>
+      <w:r>
+        <w:t xml:space="preserve">  [M2]</w:t>
+      </w:r>
+      <w:r>
+        <w:t xml:space="preserve">  [M2]</w:t>
+      </w:r>
     </w:p>
     <w:tbl>
       <w:tblPr>
@@ -3844,6 +3892,12 @@
       <w:r>
         <w:t xml:space="preserve">9. SHARED — HUB_ASSESSMENT</w:t>
       </w:r>
+      <w:r>
+        <w:t xml:space="preserve">  [M2]</w:t>
+      </w:r>
+      <w:r>
+        <w:t xml:space="preserve">  [M2]</w:t>
+      </w:r>
     </w:p>
     <w:tbl>
       <w:tblPr>
@@ -4138,6 +4192,12 @@
       <w:r>
         <w:t xml:space="preserve">10. SHARED — HUB_QUOTE</w:t>
       </w:r>
+      <w:r>
+        <w:t xml:space="preserve">  [M2]</w:t>
+      </w:r>
+      <w:r>
+        <w:t xml:space="preserve">  [M2]</w:t>
+      </w:r>
     </w:p>
     <w:tbl>
       <w:tblPr>
@@ -4432,6 +4492,12 @@
       <w:r>
         <w:t xml:space="preserve">11. SHARED — HUB_RISK_OBJECT</w:t>
       </w:r>
+      <w:r>
+        <w:t xml:space="preserve">  [M2]</w:t>
+      </w:r>
+      <w:r>
+        <w:t xml:space="preserve">  [M2]</w:t>
+      </w:r>
     </w:p>
     <w:tbl>
       <w:tblPr>
@@ -4726,6 +4792,12 @@
       <w:r>
         <w:t xml:space="preserve">12. SHARED — HUB_CLAIM</w:t>
       </w:r>
+      <w:r>
+        <w:t xml:space="preserve">  [M2]</w:t>
+      </w:r>
+      <w:r>
+        <w:t xml:space="preserve">  [M2]</w:t>
+      </w:r>
     </w:p>
     <w:tbl>
       <w:tblPr>
@@ -5020,6 +5092,12 @@
       <w:r>
         <w:t xml:space="preserve">13. SHARED — HUB_DOCUMENT</w:t>
       </w:r>
+      <w:r>
+        <w:t xml:space="preserve">  [M2]</w:t>
+      </w:r>
+      <w:r>
+        <w:t xml:space="preserve">  [M2]</w:t>
+      </w:r>
     </w:p>
     <w:tbl>
       <w:tblPr>
@@ -5314,6 +5392,12 @@
       <w:r>
         <w:t xml:space="preserve">14. SHARED — HUB_LOSS_EVENT</w:t>
       </w:r>
+      <w:r>
+        <w:t xml:space="preserve">  [M3]</w:t>
+      </w:r>
+      <w:r>
+        <w:t xml:space="preserve">  [M3]</w:t>
+      </w:r>
     </w:p>
     <w:tbl>
       <w:tblPr>
@@ -5608,6 +5692,12 @@
       <w:r>
         <w:t xml:space="preserve">15. SHARED — HUB_PAYMENT_INSTRUMENT</w:t>
       </w:r>
+      <w:r>
+        <w:t xml:space="preserve">  [M3]</w:t>
+      </w:r>
+      <w:r>
+        <w:t xml:space="preserve">  [M3]</w:t>
+      </w:r>
     </w:p>
     <w:tbl>
       <w:tblPr>
@@ -5902,6 +5992,12 @@
       <w:r>
         <w:t xml:space="preserve">16. SHARED — HUB_FINANCIAL_ACCOUNT</w:t>
       </w:r>
+      <w:r>
+        <w:t xml:space="preserve">  [M3]</w:t>
+      </w:r>
+      <w:r>
+        <w:t xml:space="preserve">  [M3]</w:t>
+      </w:r>
     </w:p>
     <w:tbl>
       <w:tblPr>
@@ -6196,6 +6292,12 @@
       <w:r>
         <w:t xml:space="preserve">17. SHARED — HUB_AGREEMENT</w:t>
       </w:r>
+      <w:r>
+        <w:t xml:space="preserve">  [M3]</w:t>
+      </w:r>
+      <w:r>
+        <w:t xml:space="preserve">  [M3]</w:t>
+      </w:r>
     </w:p>
     <w:tbl>
       <w:tblPr>
@@ -6490,6 +6592,12 @@
       <w:r>
         <w:t xml:space="preserve">18. SHARED — HUB_PROPOSAL</w:t>
       </w:r>
+      <w:r>
+        <w:t xml:space="preserve">  [M3]</w:t>
+      </w:r>
+      <w:r>
+        <w:t xml:space="preserve">  [M3]</w:t>
+      </w:r>
     </w:p>
     <w:tbl>
       <w:tblPr>
@@ -6783,6 +6891,12 @@
       </w:pPr>
       <w:r>
         <w:t xml:space="preserve">19. SHARED — Same business key under more than one hash key</w:t>
+      </w:r>
+      <w:r>
+        <w:t xml:space="preserve">  [M3]</w:t>
+      </w:r>
+      <w:r>
+        <w:t xml:space="preserve">  [M3]</w:t>
       </w:r>
     </w:p>
     <w:tbl>
